--- a/LabWorks_2026/Лабораторная работа №5.docx
+++ b/LabWorks_2026/Лабораторная работа №5.docx
@@ -74,49 +74,7 @@
         <w:rPr>
           <w:highlight w:val="yellow"/>
         </w:rPr>
-        <w:t xml:space="preserve">Немцова, Т. И. Программирование на языке высокого уровня. Программирование на языке С++ / Т. И. Немцова, С. Ю. Голова, А. И. Терентьев. – </w:t>
-      </w:r>
-      <w:proofErr w:type="gramStart"/>
-      <w:r>
-        <w:rPr>
-          <w:highlight w:val="yellow"/>
-        </w:rPr>
-        <w:t>Москва :</w:t>
-      </w:r>
-      <w:proofErr w:type="gramEnd"/>
-      <w:r>
-        <w:rPr>
-          <w:highlight w:val="yellow"/>
-        </w:rPr>
-        <w:t xml:space="preserve"> Форум, 2019. – URL: https://ibooks.ru/reading.php?productid=361544. – Режим доступа: для </w:t>
-      </w:r>
-      <w:proofErr w:type="spellStart"/>
-      <w:r>
-        <w:rPr>
-          <w:highlight w:val="yellow"/>
-        </w:rPr>
-        <w:t>зарегистрир</w:t>
-      </w:r>
-      <w:proofErr w:type="spellEnd"/>
-      <w:r>
-        <w:rPr>
-          <w:highlight w:val="yellow"/>
-        </w:rPr>
-        <w:t xml:space="preserve">. пользователей. – </w:t>
-      </w:r>
-      <w:proofErr w:type="gramStart"/>
-      <w:r>
-        <w:rPr>
-          <w:highlight w:val="yellow"/>
-        </w:rPr>
-        <w:t>Текст :</w:t>
-      </w:r>
-      <w:proofErr w:type="gramEnd"/>
-      <w:r>
-        <w:rPr>
-          <w:highlight w:val="yellow"/>
-        </w:rPr>
-        <w:t xml:space="preserve"> электронный. – гл.8.</w:t>
+        <w:t>Немцова, Т. И. Программирование на языке высокого уровня. Программирование на языке С++ / Т. И. Немцова, С. Ю. Голова, А. И. Терентьев. – Москва : Форум, 2019. – URL: https://ibooks.ru/reading.php?productid=361544. – Режим доступа: для зарегистрир. пользователей. – Текст : электронный. – гл.8.</w:t>
       </w:r>
     </w:p>
     <w:p>
@@ -230,15 +188,7 @@
         <w:t xml:space="preserve"> </w:t>
       </w:r>
       <w:r>
-        <w:t xml:space="preserve">и </w:t>
-      </w:r>
-      <w:proofErr w:type="spellStart"/>
-      <w:r>
-        <w:t>программно</w:t>
-      </w:r>
-      <w:proofErr w:type="spellEnd"/>
-      <w:r>
-        <w:t xml:space="preserve"> случайными значениями</w:t>
+        <w:t>и программно случайными значениями</w:t>
       </w:r>
       <w:r>
         <w:t xml:space="preserve"> (</w:t>
@@ -272,7 +222,6 @@
         </w:rPr>
         <w:t>.</w:t>
       </w:r>
-      <w:proofErr w:type="gramStart"/>
       <w:r>
         <w:rPr>
           <w:rStyle w:val="ae"/>
@@ -286,15 +235,12 @@
         </w:rPr>
         <w:t>(</w:t>
       </w:r>
-      <w:proofErr w:type="spellStart"/>
-      <w:proofErr w:type="gramEnd"/>
       <w:r>
         <w:rPr>
           <w:rStyle w:val="ae"/>
         </w:rPr>
         <w:t>minValue</w:t>
       </w:r>
-      <w:proofErr w:type="spellEnd"/>
       <w:r>
         <w:rPr>
           <w:rStyle w:val="ae"/>
@@ -302,14 +248,12 @@
         </w:rPr>
         <w:t xml:space="preserve">, </w:t>
       </w:r>
-      <w:proofErr w:type="spellStart"/>
       <w:r>
         <w:rPr>
           <w:rStyle w:val="ae"/>
         </w:rPr>
         <w:t>maxValue</w:t>
       </w:r>
-      <w:proofErr w:type="spellEnd"/>
       <w:r>
         <w:rPr>
           <w:rStyle w:val="ae"/>
@@ -420,15 +364,7 @@
         <w:t>ан зубчатый массив</w:t>
       </w:r>
       <w:r>
-        <w:t xml:space="preserve"> (задан </w:t>
-      </w:r>
-      <w:proofErr w:type="spellStart"/>
-      <w:r>
-        <w:t>программно</w:t>
-      </w:r>
-      <w:proofErr w:type="spellEnd"/>
-      <w:r>
-        <w:t>)</w:t>
+        <w:t xml:space="preserve"> (задан программно)</w:t>
       </w:r>
       <w:r>
         <w:t>. Требуется найти сумму элементов в каждой строке и вывести строки в порядке убывания этой суммы.</w:t>
@@ -436,6 +372,124 @@
     </w:p>
     <w:p>
       <w:pPr>
+        <w:pStyle w:val="2"/>
+        <w:numPr>
+          <w:ilvl w:val="1"/>
+          <w:numId w:val="3"/>
+        </w:numPr>
+      </w:pPr>
+      <w:r>
+        <w:t>Известно, что на доске 8×8 можно расставить 8 ферзей так, чтобы они не били друг друга. Вам дана расстановка 8 ферзей на доске, определите, есть ли среди них пара бьющих друг друга.</w:t>
+      </w:r>
+    </w:p>
+    <w:p>
+      <w:pPr>
+        <w:pStyle w:val="2"/>
+        <w:numPr>
+          <w:ilvl w:val="0"/>
+          <w:numId w:val="0"/>
+        </w:numPr>
+        <w:ind w:firstLine="567"/>
+      </w:pPr>
+      <w:r>
+        <w:t xml:space="preserve">Расстановка </w:t>
+      </w:r>
+      <w:r>
+        <w:t>в программе хранится как двумерный массив 8*2, где каждая пара значений – координаты ферзя на доске.</w:t>
+      </w:r>
+    </w:p>
+    <w:p>
+      <w:pPr>
+        <w:pStyle w:val="2"/>
+        <w:numPr>
+          <w:ilvl w:val="0"/>
+          <w:numId w:val="0"/>
+        </w:numPr>
+        <w:ind w:left="567"/>
+      </w:pPr>
+      <w:r>
+        <w:t>Пример</w:t>
+      </w:r>
+      <w:r>
+        <w:t xml:space="preserve"> правильной</w:t>
+      </w:r>
+      <w:r>
+        <w:t xml:space="preserve"> расстановки</w:t>
+      </w:r>
+      <w:r>
+        <w:t>:</w:t>
+      </w:r>
+    </w:p>
+    <w:p>
+      <w:pPr>
+        <w:pStyle w:val="2"/>
+        <w:numPr>
+          <w:ilvl w:val="0"/>
+          <w:numId w:val="0"/>
+        </w:numPr>
+        <w:ind w:left="567"/>
+      </w:pPr>
+      <w:r>
+        <w:lastRenderedPageBreak/>
+        <w:drawing>
+          <wp:inline distT="0" distB="0" distL="0" distR="0" wp14:anchorId="5D1A155D" wp14:editId="4CB285BF">
+            <wp:extent cx="2248214" cy="2400635"/>
+            <wp:effectExtent l="0" t="0" r="0" b="0"/>
+            <wp:docPr id="1122320059" name="Рисунок 1"/>
+            <wp:cNvGraphicFramePr>
+              <a:graphicFrameLocks xmlns:a="http://schemas.openxmlformats.org/drawingml/2006/main" noChangeAspect="1"/>
+            </wp:cNvGraphicFramePr>
+            <a:graphic xmlns:a="http://schemas.openxmlformats.org/drawingml/2006/main">
+              <a:graphicData uri="http://schemas.openxmlformats.org/drawingml/2006/picture">
+                <pic:pic xmlns:pic="http://schemas.openxmlformats.org/drawingml/2006/picture">
+                  <pic:nvPicPr>
+                    <pic:cNvPr id="1122320059" name=""/>
+                    <pic:cNvPicPr/>
+                  </pic:nvPicPr>
+                  <pic:blipFill>
+                    <a:blip r:embed="rId5"/>
+                    <a:stretch>
+                      <a:fillRect/>
+                    </a:stretch>
+                  </pic:blipFill>
+                  <pic:spPr>
+                    <a:xfrm>
+                      <a:off x="0" y="0"/>
+                      <a:ext cx="2248214" cy="2400635"/>
+                    </a:xfrm>
+                    <a:prstGeom prst="rect">
+                      <a:avLst/>
+                    </a:prstGeom>
+                  </pic:spPr>
+                </pic:pic>
+              </a:graphicData>
+            </a:graphic>
+          </wp:inline>
+        </w:drawing>
+      </w:r>
+    </w:p>
+    <w:p>
+      <w:pPr>
+        <w:pStyle w:val="2"/>
+        <w:numPr>
+          <w:ilvl w:val="0"/>
+          <w:numId w:val="0"/>
+        </w:numPr>
+        <w:ind w:left="567"/>
+      </w:pPr>
+    </w:p>
+    <w:p>
+      <w:pPr>
+        <w:pStyle w:val="2"/>
+        <w:numPr>
+          <w:ilvl w:val="0"/>
+          <w:numId w:val="0"/>
+        </w:numPr>
+        <w:ind w:left="567"/>
+      </w:pPr>
+    </w:p>
+    <w:p>
+      <w:pPr>
         <w:pStyle w:val="1"/>
         <w:numPr>
           <w:ilvl w:val="0"/>
@@ -509,7 +563,6 @@
         </w:numPr>
       </w:pPr>
       <w:r>
-        <w:lastRenderedPageBreak/>
         <w:t>Цель работы</w:t>
       </w:r>
     </w:p>
@@ -594,15 +647,7 @@
         </w:numPr>
       </w:pPr>
       <w:r>
-        <w:t xml:space="preserve">Как задать значения элементов массива </w:t>
-      </w:r>
-      <w:proofErr w:type="spellStart"/>
-      <w:r>
-        <w:t>программно</w:t>
-      </w:r>
-      <w:proofErr w:type="spellEnd"/>
-      <w:r>
-        <w:t>?</w:t>
+        <w:t>Как задать значения элементов массива программно?</w:t>
       </w:r>
     </w:p>
     <w:p>

--- a/LabWorks_2026/Лабораторная работа №5.docx
+++ b/LabWorks_2026/Лабораторная работа №5.docx
@@ -74,7 +74,21 @@
         <w:rPr>
           <w:highlight w:val="yellow"/>
         </w:rPr>
-        <w:t>Немцова, Т. И. Программирование на языке высокого уровня. Программирование на языке С++ / Т. И. Немцова, С. Ю. Голова, А. И. Терентьев. – Москва : Форум, 2019. – URL: https://ibooks.ru/reading.php?productid=361544. – Режим доступа: для зарегистрир. пользователей. – Текст : электронный. – гл.8.</w:t>
+        <w:t xml:space="preserve">Немцова, Т. И. Программирование на языке высокого уровня. Программирование на языке С++ / Т. И. Немцова, С. Ю. Голова, А. И. Терентьев. – Москва : Форум, 2019. – URL: https://ibooks.ru/reading.php?productid=361544. – Режим доступа: для </w:t>
+      </w:r>
+      <w:proofErr w:type="spellStart"/>
+      <w:r>
+        <w:rPr>
+          <w:highlight w:val="yellow"/>
+        </w:rPr>
+        <w:t>зарегистрир</w:t>
+      </w:r>
+      <w:proofErr w:type="spellEnd"/>
+      <w:r>
+        <w:rPr>
+          <w:highlight w:val="yellow"/>
+        </w:rPr>
+        <w:t>. пользователей. – Текст : электронный. – гл.8.</w:t>
       </w:r>
     </w:p>
     <w:p>
@@ -188,7 +202,15 @@
         <w:t xml:space="preserve"> </w:t>
       </w:r>
       <w:r>
-        <w:t>и программно случайными значениями</w:t>
+        <w:t xml:space="preserve">и </w:t>
+      </w:r>
+      <w:proofErr w:type="spellStart"/>
+      <w:r>
+        <w:t>программно</w:t>
+      </w:r>
+      <w:proofErr w:type="spellEnd"/>
+      <w:r>
+        <w:t xml:space="preserve"> случайными значениями</w:t>
       </w:r>
       <w:r>
         <w:t xml:space="preserve"> (</w:t>
@@ -235,12 +257,14 @@
         </w:rPr>
         <w:t>(</w:t>
       </w:r>
+      <w:proofErr w:type="spellStart"/>
       <w:r>
         <w:rPr>
           <w:rStyle w:val="ae"/>
         </w:rPr>
         <w:t>minValue</w:t>
       </w:r>
+      <w:proofErr w:type="spellEnd"/>
       <w:r>
         <w:rPr>
           <w:rStyle w:val="ae"/>
@@ -248,12 +272,14 @@
         </w:rPr>
         <w:t xml:space="preserve">, </w:t>
       </w:r>
+      <w:proofErr w:type="spellStart"/>
       <w:r>
         <w:rPr>
           <w:rStyle w:val="ae"/>
         </w:rPr>
         <w:t>maxValue</w:t>
       </w:r>
+      <w:proofErr w:type="spellEnd"/>
       <w:r>
         <w:rPr>
           <w:rStyle w:val="ae"/>
@@ -364,7 +390,15 @@
         <w:t>ан зубчатый массив</w:t>
       </w:r>
       <w:r>
-        <w:t xml:space="preserve"> (задан программно)</w:t>
+        <w:t xml:space="preserve"> (задан </w:t>
+      </w:r>
+      <w:proofErr w:type="spellStart"/>
+      <w:r>
+        <w:t>программно</w:t>
+      </w:r>
+      <w:proofErr w:type="spellEnd"/>
+      <w:r>
+        <w:t>)</w:t>
       </w:r>
       <w:r>
         <w:t>. Требуется найти сумму элементов в каждой строке и вывести строки в порядке убывания этой суммы.</w:t>
@@ -378,6 +412,9 @@
           <w:numId w:val="3"/>
         </w:numPr>
       </w:pPr>
+      <w:r>
+        <w:t xml:space="preserve">* </w:t>
+      </w:r>
       <w:r>
         <w:t>Известно, что на доске 8×8 можно расставить 8 ферзей так, чтобы они не били друг друга. Вам дана расстановка 8 ферзей на доске, определите, есть ли среди них пара бьющих друг друга.</w:t>
       </w:r>
@@ -430,6 +467,9 @@
         <w:ind w:left="567"/>
       </w:pPr>
       <w:r>
+        <w:rPr>
+          <w:noProof/>
+        </w:rPr>
         <w:lastRenderedPageBreak/>
         <w:drawing>
           <wp:inline distT="0" distB="0" distL="0" distR="0" wp14:anchorId="5D1A155D" wp14:editId="4CB285BF">
@@ -447,7 +487,7 @@
                     <pic:cNvPicPr/>
                   </pic:nvPicPr>
                   <pic:blipFill>
-                    <a:blip r:embed="rId5"/>
+                    <a:blip r:embed="rId6"/>
                     <a:stretch>
                       <a:fillRect/>
                     </a:stretch>
@@ -647,7 +687,15 @@
         </w:numPr>
       </w:pPr>
       <w:r>
-        <w:t>Как задать значения элементов массива программно?</w:t>
+        <w:t xml:space="preserve">Как задать значения элементов массива </w:t>
+      </w:r>
+      <w:proofErr w:type="spellStart"/>
+      <w:r>
+        <w:t>программно</w:t>
+      </w:r>
+      <w:proofErr w:type="spellEnd"/>
+      <w:r>
+        <w:t>?</w:t>
       </w:r>
     </w:p>
     <w:p>
@@ -1962,6 +2010,7 @@
   <w:style w:type="character" w:default="1" w:styleId="a1">
     <w:name w:val="Default Paragraph Font"/>
     <w:uiPriority w:val="1"/>
+    <w:semiHidden/>
     <w:unhideWhenUsed/>
   </w:style>
   <w:style w:type="table" w:default="1" w:styleId="a2">
@@ -2730,4 +2779,16 @@
     </a:ext>
   </a:extLst>
 </a:theme>
+</file>
+
+<file path=customXml/item1.xml><?xml version="1.0" encoding="utf-8"?>
+<b:Sources xmlns:b="http://schemas.openxmlformats.org/officeDocument/2006/bibliography" xmlns="http://schemas.openxmlformats.org/officeDocument/2006/bibliography" SelectedStyle="\APASixthEditionOfficeOnline.xsl" StyleName="APA" Version="6"/>
+</file>
+
+<file path=customXml/itemProps1.xml><?xml version="1.0" encoding="utf-8"?>
+<ds:datastoreItem xmlns:ds="http://schemas.openxmlformats.org/officeDocument/2006/customXml" ds:itemID="{8A917B1D-FFDB-4311-803D-FB82564D4B69}">
+  <ds:schemaRefs>
+    <ds:schemaRef ds:uri="http://schemas.openxmlformats.org/officeDocument/2006/bibliography"/>
+  </ds:schemaRefs>
+</ds:datastoreItem>
 </file>